--- a/Para el cliente/TuStockApp_Un_Vendedor_en_el_Bolsillo.docx
+++ b/Para el cliente/TuStockApp_Un_Vendedor_en_el_Bolsillo.docx
@@ -441,7 +441,7 @@
           <w:sz w:val="21"/>
           <w:szCs w:val="21"/>
         </w:rPr>
-        <w:t xml:space="preserve">Sabe que si no pasaste por el local en todo el día es porque te olvidaste, y que si dejaste de pedir algo que comprabas siempre, probablemente se te esté por terminar.</w:t>
+        <w:t xml:space="preserve">Sabe que si no pasaste por el local en todo el día es porque te olvidaste, y que si dejaste de pedir algo que comprabas siempre, probablemente se te esté por terminar — y no espera a que ya se te haya terminado para decírtelo.</w:t>
       </w:r>
     </w:p>
     <w:tbl>
@@ -501,7 +501,7 @@
                 <w:sz w:val="21"/>
                 <w:szCs w:val="21"/>
               </w:rPr>
-              <w:t xml:space="preserve"> — un aviso diario al celular si el cliente todavía no hizo su pedido en el día, más una sugerencia puntual cuando pidió un producto la semana pasada y no lo volvió a pedir esta.</w:t>
+              <w:t xml:space="preserve"> — un aviso diario al celular si el cliente todavía no hizo su pedido en el día, más una sugerencia puntual cuando el sistema aprende (cliente por cliente y producto por producto) cada cuántos días suele repetir cada compra, y avisa un par de días antes de que se cumpla ese ciclo.</w:t>
             </w:r>
           </w:p>
         </w:tc>
@@ -930,6 +930,434 @@
                 <w:szCs w:val="21"/>
               </w:rPr>
               <w:t xml:space="preserve"> — además del catálogo, un botón directo para escribirle a la distribuidora ante cualquier consulta puntual.</w:t>
+            </w:r>
+          </w:p>
+        </w:tc>
+      </w:tr>
+    </w:tbl>
+    <w:p>
+      <w:pPr>
+        <w:pStyle w:val="Heading2"/>
+        <w:pBdr>
+          <w:bottom w:val="single" w:color="DBEAFE" w:sz="4" w:space="4"/>
+        </w:pBdr>
+        <w:spacing w:after="100" w:before="320"/>
+      </w:pPr>
+      <w:r>
+        <w:rPr>
+          <w:b/>
+          <w:bCs/>
+          <w:color w:val="1D4ED8"/>
+          <w:sz w:val="24"/>
+          <w:szCs w:val="24"/>
+        </w:rPr>
+        <w:t xml:space="preserve">9. </w:t>
+      </w:r>
+      <w:r>
+        <w:rPr>
+          <w:b/>
+          <w:bCs/>
+          <w:color w:val="111827"/>
+          <w:sz w:val="24"/>
+          <w:szCs w:val="24"/>
+        </w:rPr>
+        <w:t xml:space="preserve">Nota cuando hace rato que no lo ves</w:t>
+      </w:r>
+    </w:p>
+    <w:p>
+      <w:pPr>
+        <w:spacing w:after="140" w:line="300"/>
+      </w:pPr>
+      <w:r>
+        <w:rPr>
+          <w:i/>
+          <w:iCs/>
+          <w:color w:val="4B5563"/>
+          <w:sz w:val="21"/>
+          <w:szCs w:val="21"/>
+        </w:rPr>
+        <w:t xml:space="preserve">Un buen vendedor se da cuenta cuando un cliente que compraba seguido dejó de aparecer, y lo llama para saber si está todo bien antes de perderlo del todo.</w:t>
+      </w:r>
+    </w:p>
+    <w:tbl>
+      <w:tblPr>
+        <w:tblW w:type="dxa" w:w="9638"/>
+        <w:tblBorders>
+          <w:top w:val="single" w:color="BFDBFE" w:sz="4"/>
+          <w:left w:val="single" w:color="BFDBFE" w:sz="4"/>
+          <w:bottom w:val="single" w:color="BFDBFE" w:sz="4"/>
+          <w:right w:val="single" w:color="BFDBFE" w:sz="4"/>
+          <w:insideH w:val="single" w:color="auto" w:sz="4"/>
+          <w:insideV w:val="single" w:color="auto" w:sz="4"/>
+        </w:tblBorders>
+      </w:tblPr>
+      <w:tblGrid>
+        <w:gridCol w:w="9638"/>
+      </w:tblGrid>
+      <w:tr>
+        <w:tc>
+          <w:tcPr>
+            <w:tcW w:type="dxa" w:w="9638"/>
+            <w:shd w:fill="EFF6FF" w:color="auto" w:val="clear"/>
+            <w:tcMar>
+              <w:top w:type="dxa" w:w="160"/>
+              <w:left w:type="dxa" w:w="220"/>
+              <w:bottom w:type="dxa" w:w="160"/>
+              <w:right w:type="dxa" w:w="220"/>
+            </w:tcMar>
+          </w:tcPr>
+          <w:p>
+            <w:pPr>
+              <w:spacing w:line="300"/>
+            </w:pPr>
+            <w:r>
+              <w:rPr>
+                <w:b/>
+                <w:bCs/>
+                <w:color w:val="1D4ED8"/>
+                <w:sz w:val="21"/>
+                <w:szCs w:val="21"/>
+              </w:rPr>
+              <w:t xml:space="preserve">Así lo hace la app: </w:t>
+            </w:r>
+            <w:r>
+              <w:rPr>
+                <w:b/>
+                <w:bCs/>
+                <w:color w:val="111827"/>
+                <w:sz w:val="21"/>
+                <w:szCs w:val="21"/>
+              </w:rPr>
+              <w:t xml:space="preserve">Clientes que se enfriaron</w:t>
+            </w:r>
+            <w:r>
+              <w:rPr>
+                <w:color w:val="374151"/>
+                <w:sz w:val="21"/>
+                <w:szCs w:val="21"/>
+              </w:rPr>
+              <w:t xml:space="preserve"> — si un cliente que venía pidiendo seguido no hace ningún pedido en 14 días, le avisa a la distribuidora para que lo llame — antes de que se vaya a la competencia sin que nadie se entere.</w:t>
+            </w:r>
+          </w:p>
+        </w:tc>
+      </w:tr>
+    </w:tbl>
+    <w:p>
+      <w:pPr>
+        <w:pStyle w:val="Heading2"/>
+        <w:pBdr>
+          <w:bottom w:val="single" w:color="DBEAFE" w:sz="4" w:space="4"/>
+        </w:pBdr>
+        <w:spacing w:after="100" w:before="320"/>
+      </w:pPr>
+      <w:r>
+        <w:rPr>
+          <w:b/>
+          <w:bCs/>
+          <w:color w:val="1D4ED8"/>
+          <w:sz w:val="24"/>
+          <w:szCs w:val="24"/>
+        </w:rPr>
+        <w:t xml:space="preserve">10. </w:t>
+      </w:r>
+      <w:r>
+        <w:rPr>
+          <w:b/>
+          <w:bCs/>
+          <w:color w:val="111827"/>
+          <w:sz w:val="24"/>
+          <w:szCs w:val="24"/>
+        </w:rPr>
+        <w:t xml:space="preserve">Se acuerda de lo que compraste la última vez</w:t>
+      </w:r>
+    </w:p>
+    <w:p>
+      <w:pPr>
+        <w:spacing w:after="140" w:line="300"/>
+      </w:pPr>
+      <w:r>
+        <w:rPr>
+          <w:i/>
+          <w:iCs/>
+          <w:color w:val="4B5563"/>
+          <w:sz w:val="21"/>
+          <w:szCs w:val="21"/>
+        </w:rPr>
+        <w:t xml:space="preserve">No te hace repetir todo el pedido de memoria cada vez: un buen vendedor ya sabe lo que pediste antes y te lo ofrece de nuevo.</w:t>
+      </w:r>
+    </w:p>
+    <w:tbl>
+      <w:tblPr>
+        <w:tblW w:type="dxa" w:w="9638"/>
+        <w:tblBorders>
+          <w:top w:val="single" w:color="BFDBFE" w:sz="4"/>
+          <w:left w:val="single" w:color="BFDBFE" w:sz="4"/>
+          <w:bottom w:val="single" w:color="BFDBFE" w:sz="4"/>
+          <w:right w:val="single" w:color="BFDBFE" w:sz="4"/>
+          <w:insideH w:val="single" w:color="auto" w:sz="4"/>
+          <w:insideV w:val="single" w:color="auto" w:sz="4"/>
+        </w:tblBorders>
+      </w:tblPr>
+      <w:tblGrid>
+        <w:gridCol w:w="9638"/>
+      </w:tblGrid>
+      <w:tr>
+        <w:tc>
+          <w:tcPr>
+            <w:tcW w:type="dxa" w:w="9638"/>
+            <w:shd w:fill="EFF6FF" w:color="auto" w:val="clear"/>
+            <w:tcMar>
+              <w:top w:type="dxa" w:w="160"/>
+              <w:left w:type="dxa" w:w="220"/>
+              <w:bottom w:type="dxa" w:w="160"/>
+              <w:right w:type="dxa" w:w="220"/>
+            </w:tcMar>
+          </w:tcPr>
+          <w:p>
+            <w:pPr>
+              <w:spacing w:line="300"/>
+            </w:pPr>
+            <w:r>
+              <w:rPr>
+                <w:b/>
+                <w:bCs/>
+                <w:color w:val="1D4ED8"/>
+                <w:sz w:val="21"/>
+                <w:szCs w:val="21"/>
+              </w:rPr>
+              <w:t xml:space="preserve">Así lo hace la app: </w:t>
+            </w:r>
+            <w:r>
+              <w:rPr>
+                <w:b/>
+                <w:bCs/>
+                <w:color w:val="111827"/>
+                <w:sz w:val="21"/>
+                <w:szCs w:val="21"/>
+              </w:rPr>
+              <w:t xml:space="preserve">Volver a pedir con un clic</w:t>
+            </w:r>
+            <w:r>
+              <w:rPr>
+                <w:color w:val="374151"/>
+                <w:sz w:val="21"/>
+                <w:szCs w:val="21"/>
+              </w:rPr>
+              <w:t xml:space="preserve"> — en cada pedido pasado hay un botón "Volver a pedir" que carga esos mismos productos al carrito con el precio y el stock de hoy — el cliente solo ajusta cantidades y confirma.</w:t>
+            </w:r>
+          </w:p>
+        </w:tc>
+      </w:tr>
+    </w:tbl>
+    <w:p>
+      <w:pPr>
+        <w:pStyle w:val="Heading2"/>
+        <w:pBdr>
+          <w:bottom w:val="single" w:color="DBEAFE" w:sz="4" w:space="4"/>
+        </w:pBdr>
+        <w:spacing w:after="100" w:before="320"/>
+      </w:pPr>
+      <w:r>
+        <w:rPr>
+          <w:b/>
+          <w:bCs/>
+          <w:color w:val="1D4ED8"/>
+          <w:sz w:val="24"/>
+          <w:szCs w:val="24"/>
+        </w:rPr>
+        <w:t xml:space="preserve">11. </w:t>
+      </w:r>
+      <w:r>
+        <w:rPr>
+          <w:b/>
+          <w:bCs/>
+          <w:color w:val="111827"/>
+          <w:sz w:val="24"/>
+          <w:szCs w:val="24"/>
+        </w:rPr>
+        <w:t xml:space="preserve">Si sabe que pedís lo mismo todas las semanas, ya no hace falta ni que lo llames</w:t>
+      </w:r>
+    </w:p>
+    <w:p>
+      <w:pPr>
+        <w:spacing w:after="140" w:line="300"/>
+      </w:pPr>
+      <w:r>
+        <w:rPr>
+          <w:i/>
+          <w:iCs/>
+          <w:color w:val="4B5563"/>
+          <w:sz w:val="21"/>
+          <w:szCs w:val="21"/>
+        </w:rPr>
+        <w:t xml:space="preserve">Con los clientes de toda la vida, un buen vendedor a veces ni espera a que lo llamen: sabe que todos los martes hace falta reponer, y ya arma el pedido solo.</w:t>
+      </w:r>
+    </w:p>
+    <w:tbl>
+      <w:tblPr>
+        <w:tblW w:type="dxa" w:w="9638"/>
+        <w:tblBorders>
+          <w:top w:val="single" w:color="BFDBFE" w:sz="4"/>
+          <w:left w:val="single" w:color="BFDBFE" w:sz="4"/>
+          <w:bottom w:val="single" w:color="BFDBFE" w:sz="4"/>
+          <w:right w:val="single" w:color="BFDBFE" w:sz="4"/>
+          <w:insideH w:val="single" w:color="auto" w:sz="4"/>
+          <w:insideV w:val="single" w:color="auto" w:sz="4"/>
+        </w:tblBorders>
+      </w:tblPr>
+      <w:tblGrid>
+        <w:gridCol w:w="9638"/>
+      </w:tblGrid>
+      <w:tr>
+        <w:tc>
+          <w:tcPr>
+            <w:tcW w:type="dxa" w:w="9638"/>
+            <w:shd w:fill="EFF6FF" w:color="auto" w:val="clear"/>
+            <w:tcMar>
+              <w:top w:type="dxa" w:w="160"/>
+              <w:left w:type="dxa" w:w="220"/>
+              <w:bottom w:type="dxa" w:w="160"/>
+              <w:right w:type="dxa" w:w="220"/>
+            </w:tcMar>
+          </w:tcPr>
+          <w:p>
+            <w:pPr>
+              <w:spacing w:line="300"/>
+            </w:pPr>
+            <w:r>
+              <w:rPr>
+                <w:b/>
+                <w:bCs/>
+                <w:color w:val="1D4ED8"/>
+                <w:sz w:val="21"/>
+                <w:szCs w:val="21"/>
+              </w:rPr>
+              <w:t xml:space="preserve">Así lo hace la app: </w:t>
+            </w:r>
+            <w:r>
+              <w:rPr>
+                <w:b/>
+                <w:bCs/>
+                <w:color w:val="111827"/>
+                <w:sz w:val="21"/>
+                <w:szCs w:val="21"/>
+              </w:rPr>
+              <w:t xml:space="preserve">Pedido recurrente automático</w:t>
+            </w:r>
+            <w:r>
+              <w:rPr>
+                <w:color w:val="374151"/>
+                <w:sz w:val="21"/>
+                <w:szCs w:val="21"/>
+              </w:rPr>
+              <w:t xml:space="preserve"> — el cliente guarda "repetir este pedido todos los [día]" una vez, y a partir de ahí se genera solo cada semana, sin que tenga que volver a entrar a la app. Si algún producto se queda sin stock ese día, se saltea solo ese ítem.</w:t>
+            </w:r>
+          </w:p>
+        </w:tc>
+      </w:tr>
+    </w:tbl>
+    <w:p>
+      <w:pPr>
+        <w:pStyle w:val="Heading2"/>
+        <w:pBdr>
+          <w:bottom w:val="single" w:color="DBEAFE" w:sz="4" w:space="4"/>
+        </w:pBdr>
+        <w:spacing w:after="100" w:before="320"/>
+      </w:pPr>
+      <w:r>
+        <w:rPr>
+          <w:b/>
+          <w:bCs/>
+          <w:color w:val="1D4ED8"/>
+          <w:sz w:val="24"/>
+          <w:szCs w:val="24"/>
+        </w:rPr>
+        <w:t xml:space="preserve">12. </w:t>
+      </w:r>
+      <w:r>
+        <w:rPr>
+          <w:b/>
+          <w:bCs/>
+          <w:color w:val="111827"/>
+          <w:sz w:val="24"/>
+          <w:szCs w:val="24"/>
+        </w:rPr>
+        <w:t xml:space="preserve">Te hace un cierre de cuentas simple</w:t>
+      </w:r>
+    </w:p>
+    <w:p>
+      <w:pPr>
+        <w:spacing w:after="140" w:line="300"/>
+      </w:pPr>
+      <w:r>
+        <w:rPr>
+          <w:i/>
+          <w:iCs/>
+          <w:color w:val="4B5563"/>
+          <w:sz w:val="21"/>
+          <w:szCs w:val="21"/>
+        </w:rPr>
+        <w:t xml:space="preserve">A fin de mes, un buen vendedor te puede decir de memoria cuánto le compraste — un repaso rápido que además te recuerda que sigue ahí.</w:t>
+      </w:r>
+    </w:p>
+    <w:tbl>
+      <w:tblPr>
+        <w:tblW w:type="dxa" w:w="9638"/>
+        <w:tblBorders>
+          <w:top w:val="single" w:color="BFDBFE" w:sz="4"/>
+          <w:left w:val="single" w:color="BFDBFE" w:sz="4"/>
+          <w:bottom w:val="single" w:color="BFDBFE" w:sz="4"/>
+          <w:right w:val="single" w:color="BFDBFE" w:sz="4"/>
+          <w:insideH w:val="single" w:color="auto" w:sz="4"/>
+          <w:insideV w:val="single" w:color="auto" w:sz="4"/>
+        </w:tblBorders>
+      </w:tblPr>
+      <w:tblGrid>
+        <w:gridCol w:w="9638"/>
+      </w:tblGrid>
+      <w:tr>
+        <w:tc>
+          <w:tcPr>
+            <w:tcW w:type="dxa" w:w="9638"/>
+            <w:shd w:fill="EFF6FF" w:color="auto" w:val="clear"/>
+            <w:tcMar>
+              <w:top w:type="dxa" w:w="160"/>
+              <w:left w:type="dxa" w:w="220"/>
+              <w:bottom w:type="dxa" w:w="160"/>
+              <w:right w:type="dxa" w:w="220"/>
+            </w:tcMar>
+          </w:tcPr>
+          <w:p>
+            <w:pPr>
+              <w:spacing w:line="300"/>
+            </w:pPr>
+            <w:r>
+              <w:rPr>
+                <w:b/>
+                <w:bCs/>
+                <w:color w:val="1D4ED8"/>
+                <w:sz w:val="21"/>
+                <w:szCs w:val="21"/>
+              </w:rPr>
+              <w:t xml:space="preserve">Así lo hace la app: </w:t>
+            </w:r>
+            <w:r>
+              <w:rPr>
+                <w:b/>
+                <w:bCs/>
+                <w:color w:val="111827"/>
+                <w:sz w:val="21"/>
+                <w:szCs w:val="21"/>
+              </w:rPr>
+              <w:t xml:space="preserve">Resumen mensual</w:t>
+            </w:r>
+            <w:r>
+              <w:rPr>
+                <w:color w:val="374151"/>
+                <w:sz w:val="21"/>
+                <w:szCs w:val="21"/>
+              </w:rPr>
+              <w:t xml:space="preserve"> — el día 1 de cada mes, el cliente recibe un aviso al celular con cuántos pedidos hizo y cuánto gastó el mes anterior.</w:t>
             </w:r>
           </w:p>
         </w:tc>

--- a/Para el cliente/TuStockApp_Un_Vendedor_en_el_Bolsillo.docx
+++ b/Para el cliente/TuStockApp_Un_Vendedor_en_el_Bolsillo.docx
@@ -1358,6 +1358,220 @@
                 <w:szCs w:val="21"/>
               </w:rPr>
               <w:t xml:space="preserve"> — el día 1 de cada mes, el cliente recibe un aviso al celular con cuántos pedidos hizo y cuánto gastó el mes anterior.</w:t>
+            </w:r>
+          </w:p>
+        </w:tc>
+      </w:tr>
+    </w:tbl>
+    <w:p>
+      <w:pPr>
+        <w:pStyle w:val="Heading2"/>
+        <w:pBdr>
+          <w:bottom w:val="single" w:color="DBEAFE" w:sz="4" w:space="4"/>
+        </w:pBdr>
+        <w:spacing w:after="100" w:before="320"/>
+      </w:pPr>
+      <w:r>
+        <w:rPr>
+          <w:b/>
+          <w:bCs/>
+          <w:color w:val="1D4ED8"/>
+          <w:sz w:val="24"/>
+          <w:szCs w:val="24"/>
+        </w:rPr>
+        <w:t xml:space="preserve">13. </w:t>
+      </w:r>
+      <w:r>
+        <w:rPr>
+          <w:b/>
+          <w:bCs/>
+          <w:color w:val="111827"/>
+          <w:sz w:val="24"/>
+          <w:szCs w:val="24"/>
+        </w:rPr>
+        <w:t xml:space="preserve">Nota lo que pedís seguido, aunque nunca se lo digas</w:t>
+      </w:r>
+    </w:p>
+    <w:p>
+      <w:pPr>
+        <w:spacing w:after="140" w:line="300"/>
+      </w:pPr>
+      <w:r>
+        <w:rPr>
+          <w:i/>
+          <w:iCs/>
+          <w:color w:val="4B5563"/>
+          <w:sz w:val="21"/>
+          <w:szCs w:val="21"/>
+        </w:rPr>
+        <w:t xml:space="preserve">Un buen vendedor no necesita que le avises: con el tiempo, se da cuenta solo de qué productos volvés a pedir una y otra vez.</w:t>
+      </w:r>
+    </w:p>
+    <w:tbl>
+      <w:tblPr>
+        <w:tblW w:type="dxa" w:w="9638"/>
+        <w:tblBorders>
+          <w:top w:val="single" w:color="BFDBFE" w:sz="4"/>
+          <w:left w:val="single" w:color="BFDBFE" w:sz="4"/>
+          <w:bottom w:val="single" w:color="BFDBFE" w:sz="4"/>
+          <w:right w:val="single" w:color="BFDBFE" w:sz="4"/>
+          <w:insideH w:val="single" w:color="auto" w:sz="4"/>
+          <w:insideV w:val="single" w:color="auto" w:sz="4"/>
+        </w:tblBorders>
+      </w:tblPr>
+      <w:tblGrid>
+        <w:gridCol w:w="9638"/>
+      </w:tblGrid>
+      <w:tr>
+        <w:tc>
+          <w:tcPr>
+            <w:tcW w:type="dxa" w:w="9638"/>
+            <w:shd w:fill="EFF6FF" w:color="auto" w:val="clear"/>
+            <w:tcMar>
+              <w:top w:type="dxa" w:w="160"/>
+              <w:left w:type="dxa" w:w="220"/>
+              <w:bottom w:type="dxa" w:w="160"/>
+              <w:right w:type="dxa" w:w="220"/>
+            </w:tcMar>
+          </w:tcPr>
+          <w:p>
+            <w:pPr>
+              <w:spacing w:line="300"/>
+            </w:pPr>
+            <w:r>
+              <w:rPr>
+                <w:b/>
+                <w:bCs/>
+                <w:color w:val="1D4ED8"/>
+                <w:sz w:val="21"/>
+                <w:szCs w:val="21"/>
+              </w:rPr>
+              <w:t xml:space="preserve">Así lo hace la app: </w:t>
+            </w:r>
+            <w:r>
+              <w:rPr>
+                <w:b/>
+                <w:bCs/>
+                <w:color w:val="111827"/>
+                <w:sz w:val="21"/>
+                <w:szCs w:val="21"/>
+              </w:rPr>
+              <w:t xml:space="preserve">Patrones de compra detectados</w:t>
+            </w:r>
+            <w:r>
+              <w:rPr>
+                <w:color w:val="374151"/>
+                <w:sz w:val="21"/>
+                <w:szCs w:val="21"/>
+              </w:rPr>
+              <w:t xml:space="preserve"> — el sistema detecta, solo con el historial, qué productos un cliente pidió dos veces o más — aunque nunca los haya guardado como pedido recurrente — y le muestra a la distribuidora cada cuántos días los suele repetir, para que se lo recuerde en el momento justo.</w:t>
+            </w:r>
+          </w:p>
+        </w:tc>
+      </w:tr>
+    </w:tbl>
+    <w:p>
+      <w:pPr>
+        <w:pStyle w:val="Heading2"/>
+        <w:pBdr>
+          <w:bottom w:val="single" w:color="DBEAFE" w:sz="4" w:space="4"/>
+        </w:pBdr>
+        <w:spacing w:after="100" w:before="320"/>
+      </w:pPr>
+      <w:r>
+        <w:rPr>
+          <w:b/>
+          <w:bCs/>
+          <w:color w:val="1D4ED8"/>
+          <w:sz w:val="24"/>
+          <w:szCs w:val="24"/>
+        </w:rPr>
+        <w:t xml:space="preserve">14. </w:t>
+      </w:r>
+      <w:r>
+        <w:rPr>
+          <w:b/>
+          <w:bCs/>
+          <w:color w:val="111827"/>
+          <w:sz w:val="24"/>
+          <w:szCs w:val="24"/>
+        </w:rPr>
+        <w:t xml:space="preserve">Te avisa cuando tu pedido está en camino</w:t>
+      </w:r>
+    </w:p>
+    <w:p>
+      <w:pPr>
+        <w:spacing w:after="140" w:line="300"/>
+      </w:pPr>
+      <w:r>
+        <w:rPr>
+          <w:i/>
+          <w:iCs/>
+          <w:color w:val="4B5563"/>
+          <w:sz w:val="21"/>
+          <w:szCs w:val="21"/>
+        </w:rPr>
+        <w:t xml:space="preserve">Un buen vendedor te llama para avisarte que ya te está por llegar el pedido, en vez de dejar que te preguntes si se olvidó.</w:t>
+      </w:r>
+    </w:p>
+    <w:tbl>
+      <w:tblPr>
+        <w:tblW w:type="dxa" w:w="9638"/>
+        <w:tblBorders>
+          <w:top w:val="single" w:color="BFDBFE" w:sz="4"/>
+          <w:left w:val="single" w:color="BFDBFE" w:sz="4"/>
+          <w:bottom w:val="single" w:color="BFDBFE" w:sz="4"/>
+          <w:right w:val="single" w:color="BFDBFE" w:sz="4"/>
+          <w:insideH w:val="single" w:color="auto" w:sz="4"/>
+          <w:insideV w:val="single" w:color="auto" w:sz="4"/>
+        </w:tblBorders>
+      </w:tblPr>
+      <w:tblGrid>
+        <w:gridCol w:w="9638"/>
+      </w:tblGrid>
+      <w:tr>
+        <w:tc>
+          <w:tcPr>
+            <w:tcW w:type="dxa" w:w="9638"/>
+            <w:shd w:fill="EFF6FF" w:color="auto" w:val="clear"/>
+            <w:tcMar>
+              <w:top w:type="dxa" w:w="160"/>
+              <w:left w:type="dxa" w:w="220"/>
+              <w:bottom w:type="dxa" w:w="160"/>
+              <w:right w:type="dxa" w:w="220"/>
+            </w:tcMar>
+          </w:tcPr>
+          <w:p>
+            <w:pPr>
+              <w:spacing w:line="300"/>
+            </w:pPr>
+            <w:r>
+              <w:rPr>
+                <w:b/>
+                <w:bCs/>
+                <w:color w:val="1D4ED8"/>
+                <w:sz w:val="21"/>
+                <w:szCs w:val="21"/>
+              </w:rPr>
+              <w:t xml:space="preserve">Así lo hace la app: </w:t>
+            </w:r>
+            <w:r>
+              <w:rPr>
+                <w:b/>
+                <w:bCs/>
+                <w:color w:val="111827"/>
+                <w:sz w:val="21"/>
+                <w:szCs w:val="21"/>
+              </w:rPr>
+              <w:t xml:space="preserve">Aviso automático de estado del pedido</w:t>
+            </w:r>
+            <w:r>
+              <w:rPr>
+                <w:color w:val="374151"/>
+                <w:sz w:val="21"/>
+                <w:szCs w:val="21"/>
+              </w:rPr>
+              <w:t xml:space="preserve"> — apenas la distribuidora marca tu pedido como "En proceso" (con la fecha y hora estimada, si la cargó) o "Completado", te llega un aviso al celular — no hace falta que entres a revisar.</w:t>
             </w:r>
           </w:p>
         </w:tc>

--- a/Para el cliente/TuStockApp_Un_Vendedor_en_el_Bolsillo.docx
+++ b/Para el cliente/TuStockApp_Un_Vendedor_en_el_Bolsillo.docx
@@ -483,7 +483,7 @@
                 <w:sz w:val="21"/>
                 <w:szCs w:val="21"/>
               </w:rPr>
-              <w:t xml:space="preserve">Así lo hace la app: </w:t>
+              <w:t>Así lo hace la app: Recordatorios automáticos — un aviso al celular a las 9:00 si el cliente todavía no hizo su pedido en el día, con un segundo aviso a las 15:30 si sigue sin pedir, más una sugerencia puntual cuando el sistema aprende (cliente por cliente y producto por producto) cada cuántos días suele repetir cada compra, y avisa un par de días antes de que se cumpla ese ciclo.</w:t>
             </w:r>
             <w:r>
               <w:rPr>
@@ -493,7 +493,6 @@
                 <w:sz w:val="21"/>
                 <w:szCs w:val="21"/>
               </w:rPr>
-              <w:t xml:space="preserve">Recordatorios automáticos</w:t>
             </w:r>
             <w:r>
               <w:rPr>
@@ -501,7 +500,6 @@
                 <w:sz w:val="21"/>
                 <w:szCs w:val="21"/>
               </w:rPr>
-              <w:t xml:space="preserve"> — un aviso diario al celular si el cliente todavía no hizo su pedido en el día, más una sugerencia puntual cuando el sistema aprende (cliente por cliente y producto por producto) cada cuántos días suele repetir cada compra, y avisa un par de días antes de que se cumpla ese ciclo.</w:t>
             </w:r>
           </w:p>
         </w:tc>
